--- a/backend-exhibits/Share point Online to Google MyDrive standard included.docx
+++ b/backend-exhibits/Share point Online to Google MyDrive standard included.docx
@@ -39,14 +39,14 @@
               <w:ind w:left="52"/>
               <w:jc w:val="center"/>
               <w:rPr>
-                <w:rFonts w:ascii="Arial" w:hAnsi="Arial" w:cs="Arial"/>
-                <w:sz w:val="21"/>
-                <w:szCs w:val="21"/>
-              </w:rPr>
-            </w:pPr>
-            <w:r>
-              <w:rPr>
-                <w:rFonts w:ascii="Arial" w:eastAsia="Arial" w:hAnsi="Arial" w:cs="Arial"/>
+                <w:rFonts w:ascii="Arial" w:hAnsi="Arial" w:cs="Arial" w:eastAsia="Arial"/>
+                <w:sz w:val="21"/>
+                <w:szCs w:val="21"/>
+              </w:rPr>
+            </w:pPr>
+            <w:r>
+              <w:rPr>
+                <w:rFonts w:ascii="Arial" w:hAnsi="Arial" w:cs="Arial" w:eastAsia="Arial"/>
                 <w:b/>
                 <w:sz w:val="21"/>
                 <w:szCs w:val="21"/>
@@ -55,7 +55,7 @@
             </w:r>
             <w:r>
               <w:rPr>
-                <w:rFonts w:ascii="Arial" w:eastAsia="Arial" w:hAnsi="Arial" w:cs="Arial"/>
+                <w:rFonts w:ascii="Arial" w:hAnsi="Arial" w:cs="Arial" w:eastAsia="Arial"/>
                 <w:b/>
                 <w:sz w:val="21"/>
                 <w:szCs w:val="21"/>
@@ -64,7 +64,7 @@
             </w:r>
             <w:r>
               <w:rPr>
-                <w:rFonts w:ascii="Arial" w:eastAsia="Arial" w:hAnsi="Arial" w:cs="Arial"/>
+                <w:rFonts w:ascii="Arial" w:hAnsi="Arial" w:cs="Arial" w:eastAsia="Arial"/>
                 <w:b/>
                 <w:sz w:val="21"/>
                 <w:szCs w:val="21"/>
@@ -73,7 +73,7 @@
             </w:r>
             <w:r>
               <w:rPr>
-                <w:rFonts w:ascii="Arial" w:eastAsia="Arial" w:hAnsi="Arial" w:cs="Arial"/>
+                <w:rFonts w:ascii="Arial" w:hAnsi="Arial" w:cs="Arial" w:eastAsia="Arial"/>
                 <w:b/>
                 <w:sz w:val="21"/>
                 <w:szCs w:val="21"/>
@@ -82,7 +82,7 @@
             </w:r>
             <w:r>
               <w:rPr>
-                <w:rFonts w:ascii="Arial" w:eastAsia="Arial" w:hAnsi="Arial" w:cs="Arial"/>
+                <w:rFonts w:ascii="Arial" w:hAnsi="Arial" w:cs="Arial" w:eastAsia="Arial"/>
                 <w:b/>
                 <w:sz w:val="21"/>
                 <w:szCs w:val="21"/>
@@ -110,16 +110,16 @@
             <w:pPr>
               <w:ind w:left="3"/>
               <w:rPr>
-                <w:rFonts w:ascii="Arial" w:hAnsi="Arial" w:cs="Arial"/>
-                <w:b/>
-                <w:bCs/>
-                <w:sz w:val="21"/>
-                <w:szCs w:val="21"/>
-              </w:rPr>
-            </w:pPr>
-            <w:r>
-              <w:rPr>
-                <w:rFonts w:ascii="Arial" w:hAnsi="Arial" w:cs="Arial"/>
+                <w:rFonts w:ascii="Arial" w:hAnsi="Arial" w:cs="Arial" w:eastAsia="Arial"/>
+                <w:b/>
+                <w:bCs/>
+                <w:sz w:val="21"/>
+                <w:szCs w:val="21"/>
+              </w:rPr>
+            </w:pPr>
+            <w:r>
+              <w:rPr>
+                <w:rFonts w:ascii="Arial" w:hAnsi="Arial" w:cs="Arial" w:eastAsia="Arial"/>
                 <w:b/>
                 <w:bCs/>
                 <w:sz w:val="21"/>
@@ -142,14 +142,14 @@
           <w:p>
             <w:pPr>
               <w:rPr>
-                <w:rFonts w:ascii="Arial" w:hAnsi="Arial" w:cs="Arial"/>
-                <w:sz w:val="21"/>
-                <w:szCs w:val="21"/>
-              </w:rPr>
-            </w:pPr>
-            <w:r>
-              <w:rPr>
-                <w:rFonts w:ascii="Arial" w:hAnsi="Arial" w:cs="Arial"/>
+                <w:rFonts w:ascii="Arial" w:hAnsi="Arial" w:cs="Arial" w:eastAsia="Arial"/>
+                <w:sz w:val="21"/>
+                <w:szCs w:val="21"/>
+              </w:rPr>
+            </w:pPr>
+            <w:r>
+              <w:rPr>
+                <w:rFonts w:ascii="Arial" w:hAnsi="Arial" w:cs="Arial" w:eastAsia="Arial"/>
                 <w:sz w:val="21"/>
                 <w:szCs w:val="21"/>
               </w:rPr>
@@ -157,7 +157,7 @@
             </w:r>
             <w:r>
               <w:rPr>
-                <w:rFonts w:ascii="Arial" w:hAnsi="Arial" w:cs="Arial"/>
+                <w:rFonts w:ascii="Arial" w:hAnsi="Arial" w:cs="Arial" w:eastAsia="Arial"/>
                 <w:sz w:val="21"/>
                 <w:szCs w:val="21"/>
               </w:rPr>
@@ -184,16 +184,16 @@
             <w:pPr>
               <w:ind w:left="3"/>
               <w:rPr>
-                <w:rFonts w:ascii="Arial" w:hAnsi="Arial" w:cs="Arial"/>
-                <w:b/>
-                <w:bCs/>
-                <w:sz w:val="21"/>
-                <w:szCs w:val="21"/>
-              </w:rPr>
-            </w:pPr>
-            <w:r>
-              <w:rPr>
-                <w:rFonts w:ascii="Arial" w:hAnsi="Arial" w:cs="Arial"/>
+                <w:rFonts w:ascii="Arial" w:hAnsi="Arial" w:cs="Arial" w:eastAsia="Arial"/>
+                <w:b/>
+                <w:bCs/>
+                <w:sz w:val="21"/>
+                <w:szCs w:val="21"/>
+              </w:rPr>
+            </w:pPr>
+            <w:r>
+              <w:rPr>
+                <w:rFonts w:ascii="Arial" w:hAnsi="Arial" w:cs="Arial" w:eastAsia="Arial"/>
                 <w:b/>
                 <w:bCs/>
                 <w:sz w:val="21"/>
@@ -217,14 +217,14 @@
             <w:pPr>
               <w:spacing w:line="240" w:lineRule="auto"/>
               <w:rPr>
-                <w:rFonts w:ascii="Arial" w:eastAsia="Times New Roman" w:hAnsi="Arial" w:cs="Arial"/>
-                <w:sz w:val="21"/>
-                <w:szCs w:val="21"/>
-              </w:rPr>
-            </w:pPr>
-            <w:r>
-              <w:rPr>
-                <w:rFonts w:ascii="Arial" w:hAnsi="Arial" w:cs="Arial"/>
+                <w:rFonts w:ascii="Arial" w:hAnsi="Arial" w:cs="Arial" w:eastAsia="Arial"/>
+                <w:sz w:val="21"/>
+                <w:szCs w:val="21"/>
+              </w:rPr>
+            </w:pPr>
+            <w:r>
+              <w:rPr>
+                <w:rFonts w:ascii="Arial" w:hAnsi="Arial" w:cs="Arial" w:eastAsia="Arial"/>
                 <w:sz w:val="21"/>
                 <w:szCs w:val="21"/>
               </w:rPr>
@@ -234,7 +234,7 @@
           <w:p>
             <w:pPr>
               <w:rPr>
-                <w:rFonts w:ascii="Arial" w:hAnsi="Arial" w:cs="Arial"/>
+                <w:rFonts w:ascii="Arial" w:hAnsi="Arial" w:cs="Arial" w:eastAsia="Arial"/>
                 <w:sz w:val="21"/>
                 <w:szCs w:val="21"/>
               </w:rPr>
@@ -260,16 +260,16 @@
             <w:pPr>
               <w:ind w:left="3"/>
               <w:rPr>
-                <w:rFonts w:ascii="Arial" w:hAnsi="Arial" w:cs="Arial"/>
-                <w:b/>
-                <w:bCs/>
-                <w:sz w:val="21"/>
-                <w:szCs w:val="21"/>
-              </w:rPr>
-            </w:pPr>
-            <w:r>
-              <w:rPr>
-                <w:rFonts w:ascii="Arial" w:hAnsi="Arial" w:cs="Arial"/>
+                <w:rFonts w:ascii="Arial" w:hAnsi="Arial" w:cs="Arial" w:eastAsia="Arial"/>
+                <w:b/>
+                <w:bCs/>
+                <w:sz w:val="21"/>
+                <w:szCs w:val="21"/>
+              </w:rPr>
+            </w:pPr>
+            <w:r>
+              <w:rPr>
+                <w:rFonts w:ascii="Arial" w:hAnsi="Arial" w:cs="Arial" w:eastAsia="Arial"/>
                 <w:b/>
                 <w:bCs/>
                 <w:sz w:val="21"/>
@@ -293,14 +293,14 @@
             <w:pPr>
               <w:spacing w:line="240" w:lineRule="auto"/>
               <w:rPr>
-                <w:rFonts w:ascii="Arial" w:hAnsi="Arial" w:cs="Arial"/>
-                <w:sz w:val="21"/>
-                <w:szCs w:val="21"/>
-              </w:rPr>
-            </w:pPr>
-            <w:r>
-              <w:rPr>
-                <w:rFonts w:ascii="Arial" w:hAnsi="Arial" w:cs="Arial"/>
+                <w:rFonts w:ascii="Arial" w:hAnsi="Arial" w:cs="Arial" w:eastAsia="Arial"/>
+                <w:sz w:val="21"/>
+                <w:szCs w:val="21"/>
+              </w:rPr>
+            </w:pPr>
+            <w:r>
+              <w:rPr>
+                <w:rFonts w:ascii="Arial" w:hAnsi="Arial" w:cs="Arial" w:eastAsia="Arial"/>
                 <w:sz w:val="21"/>
                 <w:szCs w:val="21"/>
               </w:rPr>
@@ -309,7 +309,7 @@
             <w:proofErr w:type="spellStart"/>
             <w:r>
               <w:rPr>
-                <w:rFonts w:ascii="Arial" w:hAnsi="Arial" w:cs="Arial"/>
+                <w:rFonts w:ascii="Arial" w:hAnsi="Arial" w:cs="Arial" w:eastAsia="Arial"/>
                 <w:sz w:val="21"/>
                 <w:szCs w:val="21"/>
               </w:rPr>
@@ -318,7 +318,7 @@
             <w:proofErr w:type="spellEnd"/>
             <w:r>
               <w:rPr>
-                <w:rFonts w:ascii="Arial" w:hAnsi="Arial" w:cs="Arial"/>
+                <w:rFonts w:ascii="Arial" w:hAnsi="Arial" w:cs="Arial" w:eastAsia="Arial"/>
                 <w:sz w:val="21"/>
                 <w:szCs w:val="21"/>
               </w:rPr>
@@ -345,16 +345,16 @@
             <w:pPr>
               <w:ind w:left="3"/>
               <w:rPr>
-                <w:rFonts w:ascii="Arial" w:hAnsi="Arial" w:cs="Arial"/>
-                <w:b/>
-                <w:bCs/>
-                <w:sz w:val="21"/>
-                <w:szCs w:val="21"/>
-              </w:rPr>
-            </w:pPr>
-            <w:r>
-              <w:rPr>
-                <w:rFonts w:ascii="Arial" w:hAnsi="Arial" w:cs="Arial"/>
+                <w:rFonts w:ascii="Arial" w:hAnsi="Arial" w:cs="Arial" w:eastAsia="Arial"/>
+                <w:b/>
+                <w:bCs/>
+                <w:sz w:val="21"/>
+                <w:szCs w:val="21"/>
+              </w:rPr>
+            </w:pPr>
+            <w:r>
+              <w:rPr>
+                <w:rFonts w:ascii="Arial" w:hAnsi="Arial" w:cs="Arial" w:eastAsia="Arial"/>
                 <w:b/>
                 <w:bCs/>
                 <w:sz w:val="21"/>
@@ -377,14 +377,14 @@
           <w:p>
             <w:pPr>
               <w:rPr>
-                <w:rFonts w:ascii="Arial" w:hAnsi="Arial" w:cs="Arial"/>
-                <w:sz w:val="21"/>
-                <w:szCs w:val="21"/>
-              </w:rPr>
-            </w:pPr>
-            <w:r>
-              <w:rPr>
-                <w:rFonts w:ascii="Arial" w:hAnsi="Arial" w:cs="Arial"/>
+                <w:rFonts w:ascii="Arial" w:hAnsi="Arial" w:cs="Arial" w:eastAsia="Arial"/>
+                <w:sz w:val="21"/>
+                <w:szCs w:val="21"/>
+              </w:rPr>
+            </w:pPr>
+            <w:r>
+              <w:rPr>
+                <w:rFonts w:ascii="Arial" w:hAnsi="Arial" w:cs="Arial" w:eastAsia="Arial"/>
                 <w:sz w:val="21"/>
                 <w:szCs w:val="21"/>
               </w:rPr>
@@ -411,16 +411,16 @@
             <w:pPr>
               <w:ind w:left="3"/>
               <w:rPr>
-                <w:rFonts w:ascii="Arial" w:hAnsi="Arial" w:cs="Arial"/>
-                <w:b/>
-                <w:bCs/>
-                <w:sz w:val="21"/>
-                <w:szCs w:val="21"/>
-              </w:rPr>
-            </w:pPr>
-            <w:r>
-              <w:rPr>
-                <w:rFonts w:ascii="Arial" w:hAnsi="Arial" w:cs="Arial"/>
+                <w:rFonts w:ascii="Arial" w:hAnsi="Arial" w:cs="Arial" w:eastAsia="Arial"/>
+                <w:b/>
+                <w:bCs/>
+                <w:sz w:val="21"/>
+                <w:szCs w:val="21"/>
+              </w:rPr>
+            </w:pPr>
+            <w:r>
+              <w:rPr>
+                <w:rFonts w:ascii="Arial" w:hAnsi="Arial" w:cs="Arial" w:eastAsia="Arial"/>
                 <w:b/>
                 <w:bCs/>
                 <w:sz w:val="21"/>
@@ -443,7 +443,7 @@
           <w:p>
             <w:pPr>
               <w:rPr>
-                <w:rFonts w:ascii="Arial" w:hAnsi="Arial" w:cs="Arial"/>
+                <w:rFonts w:ascii="Arial" w:hAnsi="Arial" w:cs="Arial" w:eastAsia="Arial"/>
                 <w:sz w:val="21"/>
                 <w:szCs w:val="21"/>
               </w:rPr>
@@ -451,7 +451,7 @@
             <w:proofErr w:type="spellStart"/>
             <w:r>
               <w:rPr>
-                <w:rFonts w:ascii="Arial" w:hAnsi="Arial" w:cs="Arial"/>
+                <w:rFonts w:ascii="Arial" w:hAnsi="Arial" w:cs="Arial" w:eastAsia="Arial"/>
                 <w:sz w:val="21"/>
                 <w:szCs w:val="21"/>
               </w:rPr>
@@ -460,7 +460,7 @@
             <w:proofErr w:type="spellEnd"/>
             <w:r>
               <w:rPr>
-                <w:rFonts w:ascii="Arial" w:hAnsi="Arial" w:cs="Arial"/>
+                <w:rFonts w:ascii="Arial" w:hAnsi="Arial" w:cs="Arial" w:eastAsia="Arial"/>
                 <w:sz w:val="21"/>
                 <w:szCs w:val="21"/>
               </w:rPr>
@@ -487,16 +487,16 @@
             <w:pPr>
               <w:ind w:left="3"/>
               <w:rPr>
-                <w:rFonts w:ascii="Arial" w:hAnsi="Arial" w:cs="Arial"/>
-                <w:b/>
-                <w:bCs/>
-                <w:sz w:val="21"/>
-                <w:szCs w:val="21"/>
-              </w:rPr>
-            </w:pPr>
-            <w:r>
-              <w:rPr>
-                <w:rFonts w:ascii="Arial" w:hAnsi="Arial" w:cs="Arial"/>
+                <w:rFonts w:ascii="Arial" w:hAnsi="Arial" w:cs="Arial" w:eastAsia="Arial"/>
+                <w:b/>
+                <w:bCs/>
+                <w:sz w:val="21"/>
+                <w:szCs w:val="21"/>
+              </w:rPr>
+            </w:pPr>
+            <w:r>
+              <w:rPr>
+                <w:rFonts w:ascii="Arial" w:hAnsi="Arial" w:cs="Arial" w:eastAsia="Arial"/>
                 <w:b/>
                 <w:bCs/>
                 <w:sz w:val="21"/>
@@ -519,7 +519,7 @@
           <w:p>
             <w:pPr>
               <w:rPr>
-                <w:rFonts w:ascii="Arial" w:hAnsi="Arial" w:cs="Arial"/>
+                <w:rFonts w:ascii="Arial" w:hAnsi="Arial" w:cs="Arial" w:eastAsia="Arial"/>
                 <w:sz w:val="21"/>
                 <w:szCs w:val="21"/>
               </w:rPr>
@@ -527,7 +527,7 @@
             <w:proofErr w:type="spellStart"/>
             <w:r>
               <w:rPr>
-                <w:rFonts w:ascii="Arial" w:hAnsi="Arial" w:cs="Arial"/>
+                <w:rFonts w:ascii="Arial" w:hAnsi="Arial" w:cs="Arial" w:eastAsia="Arial"/>
                 <w:sz w:val="21"/>
                 <w:szCs w:val="21"/>
               </w:rPr>
@@ -536,7 +536,7 @@
             <w:proofErr w:type="spellEnd"/>
             <w:r>
               <w:rPr>
-                <w:rFonts w:ascii="Arial" w:hAnsi="Arial" w:cs="Arial"/>
+                <w:rFonts w:ascii="Arial" w:hAnsi="Arial" w:cs="Arial" w:eastAsia="Arial"/>
                 <w:sz w:val="21"/>
                 <w:szCs w:val="21"/>
               </w:rPr>
@@ -563,16 +563,16 @@
             <w:pPr>
               <w:ind w:left="3"/>
               <w:rPr>
-                <w:rFonts w:ascii="Arial" w:hAnsi="Arial" w:cs="Arial"/>
-                <w:b/>
-                <w:bCs/>
-                <w:sz w:val="21"/>
-                <w:szCs w:val="21"/>
-              </w:rPr>
-            </w:pPr>
-            <w:r>
-              <w:rPr>
-                <w:rFonts w:ascii="Arial" w:hAnsi="Arial" w:cs="Arial"/>
+                <w:rFonts w:ascii="Arial" w:hAnsi="Arial" w:cs="Arial" w:eastAsia="Arial"/>
+                <w:b/>
+                <w:bCs/>
+                <w:sz w:val="21"/>
+                <w:szCs w:val="21"/>
+              </w:rPr>
+            </w:pPr>
+            <w:r>
+              <w:rPr>
+                <w:rFonts w:ascii="Arial" w:hAnsi="Arial" w:cs="Arial" w:eastAsia="Arial"/>
                 <w:b/>
                 <w:bCs/>
                 <w:sz w:val="21"/>
@@ -595,7 +595,7 @@
           <w:p>
             <w:pPr>
               <w:rPr>
-                <w:rFonts w:ascii="Arial" w:hAnsi="Arial" w:cs="Arial"/>
+                <w:rFonts w:ascii="Arial" w:hAnsi="Arial" w:cs="Arial" w:eastAsia="Arial"/>
                 <w:sz w:val="21"/>
                 <w:szCs w:val="21"/>
               </w:rPr>
@@ -603,7 +603,7 @@
             <w:proofErr w:type="spellStart"/>
             <w:r>
               <w:rPr>
-                <w:rFonts w:ascii="Arial" w:hAnsi="Arial" w:cs="Arial"/>
+                <w:rFonts w:ascii="Arial" w:hAnsi="Arial" w:cs="Arial" w:eastAsia="Arial"/>
                 <w:sz w:val="21"/>
                 <w:szCs w:val="21"/>
               </w:rPr>
@@ -612,7 +612,7 @@
             <w:proofErr w:type="spellEnd"/>
             <w:r>
               <w:rPr>
-                <w:rFonts w:ascii="Arial" w:hAnsi="Arial" w:cs="Arial"/>
+                <w:rFonts w:ascii="Arial" w:hAnsi="Arial" w:cs="Arial" w:eastAsia="Arial"/>
                 <w:sz w:val="21"/>
                 <w:szCs w:val="21"/>
               </w:rPr>
@@ -639,16 +639,16 @@
             <w:pPr>
               <w:ind w:left="3"/>
               <w:rPr>
-                <w:rFonts w:ascii="Arial" w:hAnsi="Arial" w:cs="Arial"/>
-                <w:b/>
-                <w:bCs/>
-                <w:sz w:val="21"/>
-                <w:szCs w:val="21"/>
-              </w:rPr>
-            </w:pPr>
-            <w:r>
-              <w:rPr>
-                <w:rFonts w:ascii="Arial" w:hAnsi="Arial" w:cs="Arial"/>
+                <w:rFonts w:ascii="Arial" w:hAnsi="Arial" w:cs="Arial" w:eastAsia="Arial"/>
+                <w:b/>
+                <w:bCs/>
+                <w:sz w:val="21"/>
+                <w:szCs w:val="21"/>
+              </w:rPr>
+            </w:pPr>
+            <w:r>
+              <w:rPr>
+                <w:rFonts w:ascii="Arial" w:hAnsi="Arial" w:cs="Arial" w:eastAsia="Arial"/>
                 <w:b/>
                 <w:bCs/>
                 <w:sz w:val="21"/>
@@ -671,7 +671,7 @@
           <w:p>
             <w:pPr>
               <w:rPr>
-                <w:rFonts w:ascii="Arial" w:hAnsi="Arial" w:cs="Arial"/>
+                <w:rFonts w:ascii="Arial" w:hAnsi="Arial" w:cs="Arial" w:eastAsia="Arial"/>
                 <w:sz w:val="21"/>
                 <w:szCs w:val="21"/>
               </w:rPr>
@@ -679,7 +679,7 @@
             <w:proofErr w:type="spellStart"/>
             <w:r>
               <w:rPr>
-                <w:rFonts w:ascii="Arial" w:hAnsi="Arial" w:cs="Arial"/>
+                <w:rFonts w:ascii="Arial" w:hAnsi="Arial" w:cs="Arial" w:eastAsia="Arial"/>
                 <w:sz w:val="21"/>
                 <w:szCs w:val="21"/>
               </w:rPr>
@@ -688,7 +688,7 @@
             <w:proofErr w:type="spellEnd"/>
             <w:r>
               <w:rPr>
-                <w:rFonts w:ascii="Arial" w:hAnsi="Arial" w:cs="Arial"/>
+                <w:rFonts w:ascii="Arial" w:hAnsi="Arial" w:cs="Arial" w:eastAsia="Arial"/>
                 <w:sz w:val="21"/>
                 <w:szCs w:val="21"/>
               </w:rPr>
@@ -715,16 +715,16 @@
             <w:pPr>
               <w:ind w:left="3"/>
               <w:rPr>
-                <w:rFonts w:ascii="Arial" w:hAnsi="Arial" w:cs="Arial"/>
-                <w:b/>
-                <w:bCs/>
-                <w:sz w:val="21"/>
-                <w:szCs w:val="21"/>
-              </w:rPr>
-            </w:pPr>
-            <w:r>
-              <w:rPr>
-                <w:rFonts w:ascii="Arial" w:hAnsi="Arial" w:cs="Arial"/>
+                <w:rFonts w:ascii="Arial" w:hAnsi="Arial" w:cs="Arial" w:eastAsia="Arial"/>
+                <w:b/>
+                <w:bCs/>
+                <w:sz w:val="21"/>
+                <w:szCs w:val="21"/>
+              </w:rPr>
+            </w:pPr>
+            <w:r>
+              <w:rPr>
+                <w:rFonts w:ascii="Arial" w:hAnsi="Arial" w:cs="Arial" w:eastAsia="Arial"/>
                 <w:b/>
                 <w:bCs/>
                 <w:sz w:val="21"/>
@@ -747,7 +747,7 @@
           <w:p>
             <w:pPr>
               <w:rPr>
-                <w:rFonts w:ascii="Arial" w:hAnsi="Arial" w:cs="Arial"/>
+                <w:rFonts w:ascii="Arial" w:hAnsi="Arial" w:cs="Arial" w:eastAsia="Arial"/>
                 <w:sz w:val="21"/>
                 <w:szCs w:val="21"/>
               </w:rPr>
@@ -755,7 +755,7 @@
             <w:proofErr w:type="spellStart"/>
             <w:r>
               <w:rPr>
-                <w:rFonts w:ascii="Arial" w:hAnsi="Arial" w:cs="Arial"/>
+                <w:rFonts w:ascii="Arial" w:hAnsi="Arial" w:cs="Arial" w:eastAsia="Arial"/>
                 <w:sz w:val="21"/>
                 <w:szCs w:val="21"/>
               </w:rPr>
@@ -764,7 +764,7 @@
             <w:proofErr w:type="spellEnd"/>
             <w:r>
               <w:rPr>
-                <w:rFonts w:ascii="Arial" w:hAnsi="Arial" w:cs="Arial"/>
+                <w:rFonts w:ascii="Arial" w:hAnsi="Arial" w:cs="Arial" w:eastAsia="Arial"/>
                 <w:sz w:val="21"/>
                 <w:szCs w:val="21"/>
               </w:rPr>
@@ -773,7 +773,7 @@
             <w:proofErr w:type="gramStart"/>
             <w:r>
               <w:rPr>
-                <w:rFonts w:ascii="Arial" w:hAnsi="Arial" w:cs="Arial"/>
+                <w:rFonts w:ascii="Arial" w:hAnsi="Arial" w:cs="Arial" w:eastAsia="Arial"/>
                 <w:sz w:val="21"/>
                 <w:szCs w:val="21"/>
               </w:rPr>
@@ -782,7 +782,7 @@
             <w:proofErr w:type="gramEnd"/>
             <w:r>
               <w:rPr>
-                <w:rFonts w:ascii="Arial" w:hAnsi="Arial" w:cs="Arial"/>
+                <w:rFonts w:ascii="Arial" w:hAnsi="Arial" w:cs="Arial" w:eastAsia="Arial"/>
                 <w:sz w:val="21"/>
                 <w:szCs w:val="21"/>
               </w:rPr>
@@ -809,16 +809,16 @@
             <w:pPr>
               <w:ind w:left="3"/>
               <w:rPr>
-                <w:rFonts w:ascii="Arial" w:hAnsi="Arial" w:cs="Arial"/>
-                <w:b/>
-                <w:bCs/>
-                <w:sz w:val="21"/>
-                <w:szCs w:val="21"/>
-              </w:rPr>
-            </w:pPr>
-            <w:r>
-              <w:rPr>
-                <w:rFonts w:ascii="Arial" w:hAnsi="Arial" w:cs="Arial"/>
+                <w:rFonts w:ascii="Arial" w:hAnsi="Arial" w:cs="Arial" w:eastAsia="Arial"/>
+                <w:b/>
+                <w:bCs/>
+                <w:sz w:val="21"/>
+                <w:szCs w:val="21"/>
+              </w:rPr>
+            </w:pPr>
+            <w:r>
+              <w:rPr>
+                <w:rFonts w:ascii="Arial" w:hAnsi="Arial" w:cs="Arial" w:eastAsia="Arial"/>
                 <w:b/>
                 <w:bCs/>
                 <w:sz w:val="21"/>
@@ -841,7 +841,7 @@
           <w:p>
             <w:pPr>
               <w:rPr>
-                <w:rFonts w:ascii="Arial" w:hAnsi="Arial" w:cs="Arial"/>
+                <w:rFonts w:ascii="Arial" w:hAnsi="Arial" w:cs="Arial" w:eastAsia="Arial"/>
                 <w:sz w:val="21"/>
                 <w:szCs w:val="21"/>
               </w:rPr>
@@ -849,7 +849,7 @@
             <w:proofErr w:type="spellStart"/>
             <w:r>
               <w:rPr>
-                <w:rFonts w:ascii="Arial" w:hAnsi="Arial" w:cs="Arial"/>
+                <w:rFonts w:ascii="Arial" w:hAnsi="Arial" w:cs="Arial" w:eastAsia="Arial"/>
                 <w:sz w:val="21"/>
                 <w:szCs w:val="21"/>
               </w:rPr>
@@ -858,7 +858,7 @@
             <w:proofErr w:type="spellEnd"/>
             <w:r>
               <w:rPr>
-                <w:rFonts w:ascii="Arial" w:hAnsi="Arial" w:cs="Arial"/>
+                <w:rFonts w:ascii="Arial" w:hAnsi="Arial" w:cs="Arial" w:eastAsia="Arial"/>
                 <w:sz w:val="21"/>
                 <w:szCs w:val="21"/>
               </w:rPr>
@@ -885,16 +885,16 @@
             <w:pPr>
               <w:ind w:left="3"/>
               <w:rPr>
-                <w:rFonts w:ascii="Arial" w:hAnsi="Arial" w:cs="Arial"/>
-                <w:b/>
-                <w:bCs/>
-                <w:sz w:val="21"/>
-                <w:szCs w:val="21"/>
-              </w:rPr>
-            </w:pPr>
-            <w:r>
-              <w:rPr>
-                <w:rFonts w:ascii="Arial" w:hAnsi="Arial" w:cs="Arial"/>
+                <w:rFonts w:ascii="Arial" w:hAnsi="Arial" w:cs="Arial" w:eastAsia="Arial"/>
+                <w:b/>
+                <w:bCs/>
+                <w:sz w:val="21"/>
+                <w:szCs w:val="21"/>
+              </w:rPr>
+            </w:pPr>
+            <w:r>
+              <w:rPr>
+                <w:rFonts w:ascii="Arial" w:hAnsi="Arial" w:cs="Arial" w:eastAsia="Arial"/>
                 <w:b/>
                 <w:bCs/>
                 <w:sz w:val="21"/>
@@ -917,14 +917,14 @@
           <w:p>
             <w:pPr>
               <w:rPr>
-                <w:rFonts w:ascii="Arial" w:hAnsi="Arial" w:cs="Arial"/>
-                <w:sz w:val="21"/>
-                <w:szCs w:val="21"/>
-              </w:rPr>
-            </w:pPr>
-            <w:r>
-              <w:rPr>
-                <w:rFonts w:ascii="Arial" w:hAnsi="Arial" w:cs="Arial"/>
+                <w:rFonts w:ascii="Arial" w:hAnsi="Arial" w:cs="Arial" w:eastAsia="Arial"/>
+                <w:sz w:val="21"/>
+                <w:szCs w:val="21"/>
+              </w:rPr>
+            </w:pPr>
+            <w:r>
+              <w:rPr>
+                <w:rFonts w:ascii="Arial" w:hAnsi="Arial" w:cs="Arial" w:eastAsia="Arial"/>
                 <w:sz w:val="21"/>
                 <w:szCs w:val="21"/>
               </w:rPr>
@@ -951,16 +951,16 @@
             <w:pPr>
               <w:ind w:left="3"/>
               <w:rPr>
-                <w:rFonts w:ascii="Arial" w:hAnsi="Arial" w:cs="Arial"/>
-                <w:b/>
-                <w:bCs/>
-                <w:sz w:val="21"/>
-                <w:szCs w:val="21"/>
-              </w:rPr>
-            </w:pPr>
-            <w:r>
-              <w:rPr>
-                <w:rFonts w:ascii="Arial" w:hAnsi="Arial" w:cs="Arial"/>
+                <w:rFonts w:ascii="Arial" w:hAnsi="Arial" w:cs="Arial" w:eastAsia="Arial"/>
+                <w:b/>
+                <w:bCs/>
+                <w:sz w:val="21"/>
+                <w:szCs w:val="21"/>
+              </w:rPr>
+            </w:pPr>
+            <w:r>
+              <w:rPr>
+                <w:rFonts w:ascii="Arial" w:hAnsi="Arial" w:cs="Arial" w:eastAsia="Arial"/>
                 <w:b/>
                 <w:bCs/>
                 <w:sz w:val="21"/>
@@ -984,14 +984,14 @@
             <w:pPr>
               <w:spacing w:line="240" w:lineRule="auto"/>
               <w:rPr>
-                <w:rFonts w:ascii="Arial" w:eastAsia="Times New Roman" w:hAnsi="Arial" w:cs="Arial"/>
-                <w:sz w:val="21"/>
-                <w:szCs w:val="21"/>
-              </w:rPr>
-            </w:pPr>
-            <w:r>
-              <w:rPr>
-                <w:rFonts w:ascii="Arial" w:hAnsi="Arial" w:cs="Arial"/>
+                <w:rFonts w:ascii="Arial" w:hAnsi="Arial" w:cs="Arial" w:eastAsia="Arial"/>
+                <w:sz w:val="21"/>
+                <w:szCs w:val="21"/>
+              </w:rPr>
+            </w:pPr>
+            <w:r>
+              <w:rPr>
+                <w:rFonts w:ascii="Arial" w:hAnsi="Arial" w:cs="Arial" w:eastAsia="Arial"/>
                 <w:sz w:val="21"/>
                 <w:szCs w:val="21"/>
               </w:rPr>
@@ -1001,7 +1001,7 @@
           <w:p>
             <w:pPr>
               <w:rPr>
-                <w:rFonts w:ascii="Arial" w:hAnsi="Arial" w:cs="Arial"/>
+                <w:rFonts w:ascii="Arial" w:hAnsi="Arial" w:cs="Arial" w:eastAsia="Arial"/>
                 <w:sz w:val="21"/>
                 <w:szCs w:val="21"/>
               </w:rPr>
@@ -1027,16 +1027,16 @@
             <w:pPr>
               <w:ind w:left="3"/>
               <w:rPr>
-                <w:rFonts w:ascii="Arial" w:hAnsi="Arial" w:cs="Arial"/>
-                <w:b/>
-                <w:bCs/>
-                <w:sz w:val="21"/>
-                <w:szCs w:val="21"/>
-              </w:rPr>
-            </w:pPr>
-            <w:r>
-              <w:rPr>
-                <w:rFonts w:ascii="Arial" w:hAnsi="Arial" w:cs="Arial"/>
+                <w:rFonts w:ascii="Arial" w:hAnsi="Arial" w:cs="Arial" w:eastAsia="Arial"/>
+                <w:b/>
+                <w:bCs/>
+                <w:sz w:val="21"/>
+                <w:szCs w:val="21"/>
+              </w:rPr>
+            </w:pPr>
+            <w:r>
+              <w:rPr>
+                <w:rFonts w:ascii="Arial" w:hAnsi="Arial" w:cs="Arial" w:eastAsia="Arial"/>
                 <w:b/>
                 <w:bCs/>
                 <w:sz w:val="21"/>
@@ -1060,14 +1060,14 @@
             <w:pPr>
               <w:spacing w:line="240" w:lineRule="auto"/>
               <w:rPr>
-                <w:rFonts w:ascii="Arial" w:hAnsi="Arial" w:cs="Arial"/>
-                <w:sz w:val="21"/>
-                <w:szCs w:val="21"/>
-              </w:rPr>
-            </w:pPr>
-            <w:r>
-              <w:rPr>
-                <w:rFonts w:ascii="Arial" w:hAnsi="Arial" w:cs="Arial"/>
+                <w:rFonts w:ascii="Arial" w:hAnsi="Arial" w:cs="Arial" w:eastAsia="Arial"/>
+                <w:sz w:val="21"/>
+                <w:szCs w:val="21"/>
+              </w:rPr>
+            </w:pPr>
+            <w:r>
+              <w:rPr>
+                <w:rFonts w:ascii="Arial" w:hAnsi="Arial" w:cs="Arial" w:eastAsia="Arial"/>
                 <w:sz w:val="21"/>
                 <w:szCs w:val="21"/>
               </w:rPr>
@@ -1094,16 +1094,16 @@
             <w:pPr>
               <w:ind w:left="3"/>
               <w:rPr>
-                <w:rFonts w:ascii="Arial" w:hAnsi="Arial" w:cs="Arial"/>
-                <w:b/>
-                <w:bCs/>
-                <w:sz w:val="21"/>
-                <w:szCs w:val="21"/>
-              </w:rPr>
-            </w:pPr>
-            <w:r>
-              <w:rPr>
-                <w:rFonts w:ascii="Arial" w:hAnsi="Arial" w:cs="Arial"/>
+                <w:rFonts w:ascii="Arial" w:hAnsi="Arial" w:cs="Arial" w:eastAsia="Arial"/>
+                <w:b/>
+                <w:bCs/>
+                <w:sz w:val="21"/>
+                <w:szCs w:val="21"/>
+              </w:rPr>
+            </w:pPr>
+            <w:r>
+              <w:rPr>
+                <w:rFonts w:ascii="Arial" w:hAnsi="Arial" w:cs="Arial" w:eastAsia="Arial"/>
                 <w:b/>
                 <w:bCs/>
                 <w:sz w:val="21"/>
@@ -1127,14 +1127,14 @@
             <w:pPr>
               <w:spacing w:line="240" w:lineRule="auto"/>
               <w:rPr>
-                <w:rFonts w:ascii="Arial" w:hAnsi="Arial" w:cs="Arial"/>
-                <w:sz w:val="21"/>
-                <w:szCs w:val="21"/>
-              </w:rPr>
-            </w:pPr>
-            <w:r>
-              <w:rPr>
-                <w:rFonts w:ascii="Arial" w:hAnsi="Arial" w:cs="Arial"/>
+                <w:rFonts w:ascii="Arial" w:hAnsi="Arial" w:cs="Arial" w:eastAsia="Arial"/>
+                <w:sz w:val="21"/>
+                <w:szCs w:val="21"/>
+              </w:rPr>
+            </w:pPr>
+            <w:r>
+              <w:rPr>
+                <w:rFonts w:ascii="Arial" w:hAnsi="Arial" w:cs="Arial" w:eastAsia="Arial"/>
                 <w:sz w:val="21"/>
                 <w:szCs w:val="21"/>
               </w:rPr>
@@ -1160,10 +1160,10 @@
   <w:docDefaults>
     <w:rPrDefault>
       <w:rPr>
-        <w:rFonts w:asciiTheme="minorHAnsi" w:eastAsiaTheme="minorHAnsi" w:hAnsiTheme="minorHAnsi" w:cstheme="minorBidi"/>
+        <w:rFonts w:ascii="Arial" w:hAnsi="Arial" w:cs="Arial" w:eastAsia="Arial"/>
         <w:kern w:val="2"/>
-        <w:sz w:val="24"/>
-        <w:szCs w:val="24"/>
+        <w:sz w:val="21"/>
+        <w:szCs w:val="21"/>
         <w:lang w:val="en-IN" w:eastAsia="en-US" w:bidi="ar-SA"/>
         <w14:ligatures w14:val="standardContextual"/>
       </w:rPr>
@@ -1560,9 +1560,9 @@
       <w:spacing w:line="259" w:lineRule="auto"/>
     </w:pPr>
     <w:rPr>
-      <w:rFonts w:ascii="Calibri" w:eastAsia="Calibri" w:hAnsi="Calibri" w:cs="Calibri"/>
+      <w:rFonts w:ascii="Arial" w:hAnsi="Arial" w:cs="Arial" w:eastAsia="Arial"/>
       <w:color w:val="000000"/>
-      <w:sz w:val="22"/>
+      <w:sz w:val="21"/>
       <w:lang w:eastAsia="en-IN"/>
     </w:rPr>
   </w:style>
@@ -1581,10 +1581,10 @@
       <w:outlineLvl w:val="0"/>
     </w:pPr>
     <w:rPr>
-      <w:rFonts w:asciiTheme="majorHAnsi" w:eastAsiaTheme="majorEastAsia" w:hAnsiTheme="majorHAnsi" w:cstheme="majorBidi"/>
+      <w:rFonts w:ascii="Arial" w:hAnsi="Arial" w:cs="Arial" w:eastAsia="Arial"/>
       <w:color w:val="0F4761" w:themeColor="accent1" w:themeShade="BF"/>
-      <w:sz w:val="40"/>
-      <w:szCs w:val="40"/>
+      <w:sz w:val="21"/>
+      <w:szCs w:val="21"/>
       <w:lang w:eastAsia="en-US"/>
     </w:rPr>
   </w:style>
@@ -1605,10 +1605,10 @@
       <w:outlineLvl w:val="1"/>
     </w:pPr>
     <w:rPr>
-      <w:rFonts w:asciiTheme="majorHAnsi" w:eastAsiaTheme="majorEastAsia" w:hAnsiTheme="majorHAnsi" w:cstheme="majorBidi"/>
+      <w:rFonts w:ascii="Arial" w:hAnsi="Arial" w:cs="Arial" w:eastAsia="Arial"/>
       <w:color w:val="0F4761" w:themeColor="accent1" w:themeShade="BF"/>
-      <w:sz w:val="32"/>
-      <w:szCs w:val="32"/>
+      <w:sz w:val="21"/>
+      <w:szCs w:val="21"/>
       <w:lang w:eastAsia="en-US"/>
     </w:rPr>
   </w:style>
@@ -1629,10 +1629,10 @@
       <w:outlineLvl w:val="2"/>
     </w:pPr>
     <w:rPr>
-      <w:rFonts w:asciiTheme="minorHAnsi" w:eastAsiaTheme="majorEastAsia" w:hAnsiTheme="minorHAnsi" w:cstheme="majorBidi"/>
+      <w:rFonts w:ascii="Arial" w:hAnsi="Arial" w:cs="Arial" w:eastAsia="Arial"/>
       <w:color w:val="0F4761" w:themeColor="accent1" w:themeShade="BF"/>
-      <w:sz w:val="28"/>
-      <w:szCs w:val="28"/>
+      <w:sz w:val="21"/>
+      <w:szCs w:val="21"/>
       <w:lang w:eastAsia="en-US"/>
     </w:rPr>
   </w:style>
@@ -1653,11 +1653,11 @@
       <w:outlineLvl w:val="3"/>
     </w:pPr>
     <w:rPr>
-      <w:rFonts w:asciiTheme="minorHAnsi" w:eastAsiaTheme="majorEastAsia" w:hAnsiTheme="minorHAnsi" w:cstheme="majorBidi"/>
+      <w:rFonts w:ascii="Arial" w:hAnsi="Arial" w:cs="Arial" w:eastAsia="Arial"/>
       <w:i/>
       <w:iCs/>
       <w:color w:val="0F4761" w:themeColor="accent1" w:themeShade="BF"/>
-      <w:sz w:val="24"/>
+      <w:sz w:val="21"/>
       <w:lang w:eastAsia="en-US"/>
     </w:rPr>
   </w:style>
@@ -1678,9 +1678,9 @@
       <w:outlineLvl w:val="4"/>
     </w:pPr>
     <w:rPr>
-      <w:rFonts w:asciiTheme="minorHAnsi" w:eastAsiaTheme="majorEastAsia" w:hAnsiTheme="minorHAnsi" w:cstheme="majorBidi"/>
+      <w:rFonts w:ascii="Arial" w:hAnsi="Arial" w:cs="Arial" w:eastAsia="Arial"/>
       <w:color w:val="0F4761" w:themeColor="accent1" w:themeShade="BF"/>
-      <w:sz w:val="24"/>
+      <w:sz w:val="21"/>
       <w:lang w:eastAsia="en-US"/>
     </w:rPr>
   </w:style>
@@ -1701,11 +1701,11 @@
       <w:outlineLvl w:val="5"/>
     </w:pPr>
     <w:rPr>
-      <w:rFonts w:asciiTheme="minorHAnsi" w:eastAsiaTheme="majorEastAsia" w:hAnsiTheme="minorHAnsi" w:cstheme="majorBidi"/>
+      <w:rFonts w:ascii="Arial" w:hAnsi="Arial" w:cs="Arial" w:eastAsia="Arial"/>
       <w:i/>
       <w:iCs/>
       <w:color w:val="595959" w:themeColor="text1" w:themeTint="A6"/>
-      <w:sz w:val="24"/>
+      <w:sz w:val="21"/>
       <w:lang w:eastAsia="en-US"/>
     </w:rPr>
   </w:style>
@@ -1726,9 +1726,9 @@
       <w:outlineLvl w:val="6"/>
     </w:pPr>
     <w:rPr>
-      <w:rFonts w:asciiTheme="minorHAnsi" w:eastAsiaTheme="majorEastAsia" w:hAnsiTheme="minorHAnsi" w:cstheme="majorBidi"/>
+      <w:rFonts w:ascii="Arial" w:hAnsi="Arial" w:cs="Arial" w:eastAsia="Arial"/>
       <w:color w:val="595959" w:themeColor="text1" w:themeTint="A6"/>
-      <w:sz w:val="24"/>
+      <w:sz w:val="21"/>
       <w:lang w:eastAsia="en-US"/>
     </w:rPr>
   </w:style>
@@ -1749,11 +1749,11 @@
       <w:outlineLvl w:val="7"/>
     </w:pPr>
     <w:rPr>
-      <w:rFonts w:asciiTheme="minorHAnsi" w:eastAsiaTheme="majorEastAsia" w:hAnsiTheme="minorHAnsi" w:cstheme="majorBidi"/>
+      <w:rFonts w:ascii="Arial" w:hAnsi="Arial" w:cs="Arial" w:eastAsia="Arial"/>
       <w:i/>
       <w:iCs/>
       <w:color w:val="272727" w:themeColor="text1" w:themeTint="D8"/>
-      <w:sz w:val="24"/>
+      <w:sz w:val="21"/>
       <w:lang w:eastAsia="en-US"/>
     </w:rPr>
   </w:style>
@@ -1774,9 +1774,9 @@
       <w:outlineLvl w:val="8"/>
     </w:pPr>
     <w:rPr>
-      <w:rFonts w:asciiTheme="minorHAnsi" w:eastAsiaTheme="majorEastAsia" w:hAnsiTheme="minorHAnsi" w:cstheme="majorBidi"/>
+      <w:rFonts w:ascii="Arial" w:hAnsi="Arial" w:cs="Arial" w:eastAsia="Arial"/>
       <w:color w:val="272727" w:themeColor="text1" w:themeTint="D8"/>
-      <w:sz w:val="24"/>
+      <w:sz w:val="21"/>
       <w:lang w:eastAsia="en-US"/>
     </w:rPr>
   </w:style>
@@ -1814,10 +1814,10 @@
     <w:uiPriority w:val="9"/>
     <w:rsid w:val="00C44E90"/>
     <w:rPr>
-      <w:rFonts w:asciiTheme="majorHAnsi" w:eastAsiaTheme="majorEastAsia" w:hAnsiTheme="majorHAnsi" w:cstheme="majorBidi"/>
+      <w:rFonts w:ascii="Arial" w:hAnsi="Arial" w:cs="Arial" w:eastAsia="Arial"/>
       <w:color w:val="0F4761" w:themeColor="accent1" w:themeShade="BF"/>
-      <w:sz w:val="40"/>
-      <w:szCs w:val="40"/>
+      <w:sz w:val="21"/>
+      <w:szCs w:val="21"/>
     </w:rPr>
   </w:style>
   <w:style w:type="character" w:customStyle="1" w:styleId="Heading2Char">
@@ -1828,10 +1828,10 @@
     <w:semiHidden/>
     <w:rsid w:val="00C44E90"/>
     <w:rPr>
-      <w:rFonts w:asciiTheme="majorHAnsi" w:eastAsiaTheme="majorEastAsia" w:hAnsiTheme="majorHAnsi" w:cstheme="majorBidi"/>
+      <w:rFonts w:ascii="Arial" w:hAnsi="Arial" w:cs="Arial" w:eastAsia="Arial"/>
       <w:color w:val="0F4761" w:themeColor="accent1" w:themeShade="BF"/>
-      <w:sz w:val="32"/>
-      <w:szCs w:val="32"/>
+      <w:sz w:val="21"/>
+      <w:szCs w:val="21"/>
     </w:rPr>
   </w:style>
   <w:style w:type="character" w:customStyle="1" w:styleId="Heading3Char">
@@ -1842,10 +1842,10 @@
     <w:semiHidden/>
     <w:rsid w:val="00C44E90"/>
     <w:rPr>
-      <w:rFonts w:eastAsiaTheme="majorEastAsia" w:cstheme="majorBidi"/>
+      <w:rFonts w:ascii="Arial" w:hAnsi="Arial" w:cs="Arial" w:eastAsia="Arial"/>
       <w:color w:val="0F4761" w:themeColor="accent1" w:themeShade="BF"/>
-      <w:sz w:val="28"/>
-      <w:szCs w:val="28"/>
+      <w:sz w:val="21"/>
+      <w:szCs w:val="21"/>
     </w:rPr>
   </w:style>
   <w:style w:type="character" w:customStyle="1" w:styleId="Heading4Char">
@@ -1856,7 +1856,7 @@
     <w:semiHidden/>
     <w:rsid w:val="00C44E90"/>
     <w:rPr>
-      <w:rFonts w:eastAsiaTheme="majorEastAsia" w:cstheme="majorBidi"/>
+      <w:rFonts w:ascii="Arial" w:hAnsi="Arial" w:cs="Arial" w:eastAsia="Arial"/>
       <w:i/>
       <w:iCs/>
       <w:color w:val="0F4761" w:themeColor="accent1" w:themeShade="BF"/>
@@ -1870,7 +1870,7 @@
     <w:semiHidden/>
     <w:rsid w:val="00C44E90"/>
     <w:rPr>
-      <w:rFonts w:eastAsiaTheme="majorEastAsia" w:cstheme="majorBidi"/>
+      <w:rFonts w:ascii="Arial" w:hAnsi="Arial" w:cs="Arial" w:eastAsia="Arial"/>
       <w:color w:val="0F4761" w:themeColor="accent1" w:themeShade="BF"/>
     </w:rPr>
   </w:style>
@@ -1882,7 +1882,7 @@
     <w:semiHidden/>
     <w:rsid w:val="00C44E90"/>
     <w:rPr>
-      <w:rFonts w:eastAsiaTheme="majorEastAsia" w:cstheme="majorBidi"/>
+      <w:rFonts w:ascii="Arial" w:hAnsi="Arial" w:cs="Arial" w:eastAsia="Arial"/>
       <w:i/>
       <w:iCs/>
       <w:color w:val="595959" w:themeColor="text1" w:themeTint="A6"/>
@@ -1896,7 +1896,7 @@
     <w:semiHidden/>
     <w:rsid w:val="00C44E90"/>
     <w:rPr>
-      <w:rFonts w:eastAsiaTheme="majorEastAsia" w:cstheme="majorBidi"/>
+      <w:rFonts w:ascii="Arial" w:hAnsi="Arial" w:cs="Arial" w:eastAsia="Arial"/>
       <w:color w:val="595959" w:themeColor="text1" w:themeTint="A6"/>
     </w:rPr>
   </w:style>
@@ -1908,7 +1908,7 @@
     <w:semiHidden/>
     <w:rsid w:val="00C44E90"/>
     <w:rPr>
-      <w:rFonts w:eastAsiaTheme="majorEastAsia" w:cstheme="majorBidi"/>
+      <w:rFonts w:ascii="Arial" w:hAnsi="Arial" w:cs="Arial" w:eastAsia="Arial"/>
       <w:i/>
       <w:iCs/>
       <w:color w:val="272727" w:themeColor="text1" w:themeTint="D8"/>
@@ -1922,7 +1922,7 @@
     <w:semiHidden/>
     <w:rsid w:val="00C44E90"/>
     <w:rPr>
-      <w:rFonts w:eastAsiaTheme="majorEastAsia" w:cstheme="majorBidi"/>
+      <w:rFonts w:ascii="Arial" w:hAnsi="Arial" w:cs="Arial" w:eastAsia="Arial"/>
       <w:color w:val="272727" w:themeColor="text1" w:themeTint="D8"/>
     </w:rPr>
   </w:style>
@@ -1939,12 +1939,12 @@
       <w:contextualSpacing/>
     </w:pPr>
     <w:rPr>
-      <w:rFonts w:asciiTheme="majorHAnsi" w:eastAsiaTheme="majorEastAsia" w:hAnsiTheme="majorHAnsi" w:cstheme="majorBidi"/>
+      <w:rFonts w:ascii="Arial" w:hAnsi="Arial" w:cs="Arial" w:eastAsia="Arial"/>
       <w:color w:val="auto"/>
       <w:spacing w:val="-10"/>
       <w:kern w:val="28"/>
-      <w:sz w:val="56"/>
-      <w:szCs w:val="56"/>
+      <w:sz w:val="21"/>
+      <w:szCs w:val="21"/>
       <w:lang w:eastAsia="en-US"/>
     </w:rPr>
   </w:style>
@@ -1955,11 +1955,11 @@
     <w:uiPriority w:val="10"/>
     <w:rsid w:val="00C44E90"/>
     <w:rPr>
-      <w:rFonts w:asciiTheme="majorHAnsi" w:eastAsiaTheme="majorEastAsia" w:hAnsiTheme="majorHAnsi" w:cstheme="majorBidi"/>
+      <w:rFonts w:ascii="Arial" w:hAnsi="Arial" w:cs="Arial" w:eastAsia="Arial"/>
       <w:spacing w:val="-10"/>
       <w:kern w:val="28"/>
-      <w:sz w:val="56"/>
-      <w:szCs w:val="56"/>
+      <w:sz w:val="21"/>
+      <w:szCs w:val="21"/>
     </w:rPr>
   </w:style>
   <w:style w:type="paragraph" w:styleId="Subtitle">
@@ -1977,11 +1977,11 @@
       <w:spacing w:line="278" w:lineRule="auto"/>
     </w:pPr>
     <w:rPr>
-      <w:rFonts w:asciiTheme="minorHAnsi" w:eastAsiaTheme="majorEastAsia" w:hAnsiTheme="minorHAnsi" w:cstheme="majorBidi"/>
+      <w:rFonts w:ascii="Arial" w:hAnsi="Arial" w:cs="Arial" w:eastAsia="Arial"/>
       <w:color w:val="595959" w:themeColor="text1" w:themeTint="A6"/>
       <w:spacing w:val="15"/>
-      <w:sz w:val="28"/>
-      <w:szCs w:val="28"/>
+      <w:sz w:val="21"/>
+      <w:szCs w:val="21"/>
       <w:lang w:eastAsia="en-US"/>
     </w:rPr>
   </w:style>
@@ -1992,11 +1992,11 @@
     <w:uiPriority w:val="11"/>
     <w:rsid w:val="00C44E90"/>
     <w:rPr>
-      <w:rFonts w:eastAsiaTheme="majorEastAsia" w:cstheme="majorBidi"/>
+      <w:rFonts w:ascii="Arial" w:hAnsi="Arial" w:cs="Arial" w:eastAsia="Arial"/>
       <w:color w:val="595959" w:themeColor="text1" w:themeTint="A6"/>
       <w:spacing w:val="15"/>
-      <w:sz w:val="28"/>
-      <w:szCs w:val="28"/>
+      <w:sz w:val="21"/>
+      <w:szCs w:val="21"/>
     </w:rPr>
   </w:style>
   <w:style w:type="paragraph" w:styleId="Quote">
@@ -2012,11 +2012,11 @@
       <w:jc w:val="center"/>
     </w:pPr>
     <w:rPr>
-      <w:rFonts w:asciiTheme="minorHAnsi" w:eastAsiaTheme="minorHAnsi" w:hAnsiTheme="minorHAnsi" w:cstheme="minorBidi"/>
+      <w:rFonts w:ascii="Arial" w:hAnsi="Arial" w:cs="Arial" w:eastAsia="Arial"/>
       <w:i/>
       <w:iCs/>
       <w:color w:val="404040" w:themeColor="text1" w:themeTint="BF"/>
-      <w:sz w:val="24"/>
+      <w:sz w:val="21"/>
       <w:lang w:eastAsia="en-US"/>
     </w:rPr>
   </w:style>
@@ -2044,9 +2044,9 @@
       <w:contextualSpacing/>
     </w:pPr>
     <w:rPr>
-      <w:rFonts w:asciiTheme="minorHAnsi" w:eastAsiaTheme="minorHAnsi" w:hAnsiTheme="minorHAnsi" w:cstheme="minorBidi"/>
+      <w:rFonts w:ascii="Arial" w:hAnsi="Arial" w:cs="Arial" w:eastAsia="Arial"/>
       <w:color w:val="auto"/>
-      <w:sz w:val="24"/>
+      <w:sz w:val="21"/>
       <w:lang w:eastAsia="en-US"/>
     </w:rPr>
   </w:style>
@@ -2080,11 +2080,11 @@
       <w:jc w:val="center"/>
     </w:pPr>
     <w:rPr>
-      <w:rFonts w:asciiTheme="minorHAnsi" w:eastAsiaTheme="minorHAnsi" w:hAnsiTheme="minorHAnsi" w:cstheme="minorBidi"/>
+      <w:rFonts w:ascii="Arial" w:hAnsi="Arial" w:cs="Arial" w:eastAsia="Arial"/>
       <w:i/>
       <w:iCs/>
       <w:color w:val="0F4761" w:themeColor="accent1" w:themeShade="BF"/>
-      <w:sz w:val="24"/>
+      <w:sz w:val="21"/>
       <w:lang w:eastAsia="en-US"/>
     </w:rPr>
   </w:style>
@@ -2121,7 +2121,7 @@
       <w:spacing w:after="0" w:line="240" w:lineRule="auto"/>
     </w:pPr>
     <w:rPr>
-      <w:rFonts w:eastAsiaTheme="minorEastAsia"/>
+      <w:rFonts w:ascii="Arial" w:hAnsi="Arial" w:cs="Arial" w:eastAsia="Arial"/>
       <w:lang w:eastAsia="en-IN"/>
     </w:rPr>
     <w:tblPr>
